--- a/docs/terms/KH-Terms-2-on-1.docx
+++ b/docs/terms/KH-Terms-2-on-1.docx
@@ -397,7 +397,7 @@
                 <w:sz w:val="18"/>
                 <w:szCs w:val="18"/>
               </w:rPr>
-              <w:t xml:space="preserve">There is a 72-hour cancellation policy for all training sessions. Sessions cancelled with 72 hours' notice or more will be rescheduled where possible. Sessions cancelled within 72 hours of the booking will be forfeited.</w:t>
+              <w:t xml:space="preserve">There is a 24-hour cancellation policy for all training sessions. Sessions cancelled with 24 hours' notice or more will be rescheduled where possible. Sessions cancelled within 24 hours of the booking will be forfeited.</w:t>
             </w:r>
           </w:p>
         </w:tc>

--- a/docs/terms/KH-Terms-2-on-1.docx
+++ b/docs/terms/KH-Terms-2-on-1.docx
@@ -601,7 +601,7 @@
                 <w:sz w:val="18"/>
                 <w:szCs w:val="18"/>
               </w:rPr>
-              <w:t xml:space="preserve">If a participant leaves permanently, remaining participants continue at their agreed rate for two weeks. After that period, the rate for the new group size applies.</w:t>
+              <w:t xml:space="preserve">If a participant leaves permanently, you will continue at your agreed rate for two weeks while a replacement is sought. Before that period ends the Trainer will confirm to you in writing the rate that would apply to the new group size. Your rate will not change unless you agree to the new rate in writing. If you would prefer not to continue at that rate, you may end this agreement at that point without further notice period or fee.</w:t>
             </w:r>
           </w:p>
         </w:tc>
